--- a/policies/build/masters/COP.6_v2_master.docx
+++ b/policies/build/masters/COP.6_v2_master.docx
@@ -11,40 +11,25 @@
         <w:rPr>
           <w:b/>
           <w:bCs/>
+          <w:sz w:val="28"/>
+          <w:szCs w:val="28"/>
+        </w:rPr>
+        <w:t>Policy on Intensive Care and High Dependency Units</w:t>
+      </w:r>
+    </w:p>
+    <w:p>
+      <w:pPr>
+        <w:spacing w:after="60"/>
+        <w:jc w:val="center"/>
+      </w:pPr>
+      <w:r>
+        <w:rPr>
+          <w:b/>
+          <w:bCs/>
           <w:sz w:val="32"/>
           <w:szCs w:val="32"/>
         </w:rPr>
         <w:t xml:space="preserve">«Hospital Name»</w:t>
-      </w:r>
-    </w:p>
-    <w:p>
-      <w:pPr>
-        <w:spacing w:after="60"/>
-        <w:jc w:val="center"/>
-      </w:pPr>
-      <w:r>
-        <w:rPr>
-          <w:b/>
-          <w:bCs/>
-          <w:sz w:val="28"/>
-          <w:szCs w:val="28"/>
-        </w:rPr>
-        <w:t xml:space="preserve">Intensive Care and High Dependency Units</w:t>
-      </w:r>
-    </w:p>
-    <w:p>
-      <w:pPr>
-        <w:spacing w:after="240"/>
-        <w:jc w:val="center"/>
-      </w:pPr>
-      <w:r>
-        <w:rPr>
-          <w:i/>
-          <w:iCs/>
-          <w:sz w:val="20"/>
-          <w:szCs w:val="20"/>
-        </w:rPr>
-        <w:t xml:space="preserve">Systematic care in ICU and high dependency units.</w:t>
       </w:r>
     </w:p>
     <w:p>
@@ -2580,158 +2565,6 @@
         <w:t xml:space="preserve">The Nursing Superintendent holds signed acknowledgements with the induction record.</w:t>
       </w:r>
     </w:p>
-    <w:p>
-      <w:pPr>
-        <w:pStyle w:val="Heading1"/>
-        <w:spacing w:after="120" w:before="280"/>
-      </w:pPr>
-      <w:r>
-        <w:t xml:space="preserve">9. References</w:t>
-      </w:r>
-    </w:p>
-    <w:p>
-      <w:pPr>
-        <w:pStyle w:val="ListParagraph"/>
-        <w:numPr>
-          <w:ilvl w:val="0"/>
-          <w:numId w:val="1"/>
-        </w:numPr>
-        <w:spacing w:after="60"/>
-      </w:pPr>
-      <w:r>
-        <w:rPr>
-          <w:sz w:val="22"/>
-          <w:szCs w:val="22"/>
-        </w:rPr>
-        <w:t xml:space="preserve">National Accreditation Board for Hospitals and Healthcare Providers (NABH), Standards for Small Healthcare Organisations, 3rd Edition — Care of Patients chapter, standard COP.6.</w:t>
-      </w:r>
-    </w:p>
-    <w:p>
-      <w:pPr>
-        <w:pStyle w:val="ListParagraph"/>
-        <w:numPr>
-          <w:ilvl w:val="0"/>
-          <w:numId w:val="1"/>
-        </w:numPr>
-        <w:spacing w:after="60"/>
-      </w:pPr>
-      <w:r>
-        <w:rPr>
-          <w:sz w:val="22"/>
-          <w:szCs w:val="22"/>
-        </w:rPr>
-        <w:t xml:space="preserve">Internal documents of «Hospital Name»: ICU/HDU admission and discharge criteria, bed-shortage procedure, infection control bundles, quality-assurance programme indicators, family counselling documentation template, end of life care guidance, COP.13 pain management policy, HIC infection-control programme.</w:t>
-      </w:r>
-    </w:p>
-    <w:p>
-      <w:pPr>
-        <w:pStyle w:val="Heading1"/>
-        <w:spacing w:after="120" w:before="280"/>
-      </w:pPr>
-      <w:r>
-        <w:t xml:space="preserve">10. Distribution</w:t>
-      </w:r>
-    </w:p>
-    <w:p>
-      <w:pPr>
-        <w:spacing w:after="140"/>
-      </w:pPr>
-      <w:r>
-        <w:rPr>
-          <w:sz w:val="22"/>
-          <w:szCs w:val="22"/>
-        </w:rPr>
-        <w:t xml:space="preserve">Official master copy: office of the Medical Superintendent, «Hospital Name», with the «ICU in-charge» and the Quality Coordinator.</w:t>
-      </w:r>
-    </w:p>
-    <w:p>
-      <w:pPr>
-        <w:spacing w:after="140"/>
-      </w:pPr>
-      <w:r>
-        <w:rPr>
-          <w:sz w:val="22"/>
-          <w:szCs w:val="22"/>
-        </w:rPr>
-        <w:t xml:space="preserve">Copies issued to: ICU; HDU; nursing administration; emergency department (for admission criteria reference).</w:t>
-      </w:r>
-    </w:p>
-    <w:p>
-      <w:pPr>
-        <w:spacing w:after="140"/>
-      </w:pPr>
-      <w:r>
-        <w:rPr>
-          <w:sz w:val="22"/>
-          <w:szCs w:val="22"/>
-        </w:rPr>
-        <w:t xml:space="preserve">The current version is available to all ICU/HDU staff at the «ICU policy file» and, if the hospital keeps an intranet, at «staff intranet / policies».</w:t>
-      </w:r>
-    </w:p>
-    <w:p>
-      <w:pPr>
-        <w:spacing w:after="140"/>
-      </w:pPr>
-      <w:r>
-        <w:rPr>
-          <w:sz w:val="22"/>
-          <w:szCs w:val="22"/>
-        </w:rPr>
-        <w:t xml:space="preserve">When a new version is issued, take old copies out of use.</w:t>
-      </w:r>
-    </w:p>
-    <w:p>
-      <w:pPr>
-        <w:pStyle w:val="Heading1"/>
-        <w:spacing w:after="120" w:before="280"/>
-      </w:pPr>
-      <w:r>
-        <w:t xml:space="preserve">11. Abbreviations</w:t>
-      </w:r>
-    </w:p>
-    <w:p>
-      <w:pPr>
-        <w:spacing w:after="140"/>
-      </w:pPr>
-      <w:r>
-        <w:rPr>
-          <w:sz w:val="22"/>
-          <w:szCs w:val="22"/>
-        </w:rPr>
-        <w:t xml:space="preserve">CAPA — corrective and preventive action
-COP — Care of Patients (NABH SHCO chapter 5)
-HDU — high dependency unit
-HIC — Hospital Infection Control (NABH SHCO chapter 7)
-ICU — intensive care unit
-NABH — National Accreditation Board for Hospitals and Healthcare Providers
-OE — objective element
-RCA — root-cause analysis
-SHCO — Standards for Small Healthcare Organisations</w:t>
-      </w:r>
-    </w:p>
-    <w:p>
-      <w:pPr>
-        <w:pStyle w:val="Heading1"/>
-        <w:spacing w:after="120" w:before="280"/>
-      </w:pPr>
-      <w:r>
-        <w:t xml:space="preserve">12. Traceability to NABH SHCO 3rd Edition COP.6</w:t>
-      </w:r>
-    </w:p>
-    <w:p>
-      <w:pPr>
-        <w:spacing w:after="120"/>
-      </w:pPr>
-      <w:r>
-        <w:rPr>
-          <w:i/>
-          <w:iCs/>
-          <w:sz w:val="20"/>
-          <w:szCs w:val="20"/>
-        </w:rPr>
-        <w:t xml:space="preserve">This table is an index. It is not how the policy is organised.</w:t>
-      </w:r>
-    </w:p>
     <w:tbl>
       <w:tblPr>
         <w:tblW w:type="pct" w:w="100%"/>
@@ -3391,7 +3224,93 @@
         <w:spacing w:after="120" w:before="280"/>
       </w:pPr>
       <w:r>
-        <w:t xml:space="preserve">13. Required Records / Evidence Checklist</w:t>
+        <w:t>9. Distribution</w:t>
+      </w:r>
+    </w:p>
+    <w:p>
+      <w:pPr>
+        <w:spacing w:after="140"/>
+      </w:pPr>
+      <w:r>
+        <w:rPr>
+          <w:sz w:val="22"/>
+          <w:szCs w:val="22"/>
+        </w:rPr>
+        <w:t xml:space="preserve">Official master copy: office of the Medical Superintendent, «Hospital Name», with the «ICU in-charge» and the Quality Coordinator.</w:t>
+      </w:r>
+    </w:p>
+    <w:p>
+      <w:pPr>
+        <w:spacing w:after="140"/>
+      </w:pPr>
+      <w:r>
+        <w:rPr>
+          <w:sz w:val="22"/>
+          <w:szCs w:val="22"/>
+        </w:rPr>
+        <w:t xml:space="preserve">Copies issued to: ICU; HDU; nursing administration; emergency department (for admission criteria reference).</w:t>
+      </w:r>
+    </w:p>
+    <w:p>
+      <w:pPr>
+        <w:spacing w:after="140"/>
+      </w:pPr>
+      <w:r>
+        <w:rPr>
+          <w:sz w:val="22"/>
+          <w:szCs w:val="22"/>
+        </w:rPr>
+        <w:t xml:space="preserve">The current version is available to all ICU/HDU staff at the «ICU policy file» and, if the hospital keeps an intranet, at «staff intranet / policies».</w:t>
+      </w:r>
+    </w:p>
+    <w:p>
+      <w:pPr>
+        <w:spacing w:after="140"/>
+      </w:pPr>
+      <w:r>
+        <w:rPr>
+          <w:sz w:val="22"/>
+          <w:szCs w:val="22"/>
+        </w:rPr>
+        <w:t xml:space="preserve">When a new version is issued, take old copies out of use.</w:t>
+      </w:r>
+    </w:p>
+    <w:p>
+      <w:pPr>
+        <w:pStyle w:val="Heading1"/>
+        <w:spacing w:after="120" w:before="280"/>
+      </w:pPr>
+      <w:r>
+        <w:t>10. Abbreviations</w:t>
+      </w:r>
+    </w:p>
+    <w:p>
+      <w:pPr>
+        <w:spacing w:after="140"/>
+      </w:pPr>
+      <w:r>
+        <w:rPr>
+          <w:sz w:val="22"/>
+          <w:szCs w:val="22"/>
+        </w:rPr>
+        <w:t xml:space="preserve">CAPA — corrective and preventive action
+COP — Care of Patients (NABH SHCO chapter 5)
+HDU — high dependency unit
+HIC — Hospital Infection Control (NABH SHCO chapter 7)
+ICU — intensive care unit
+NABH — National Accreditation Board for Hospitals and Healthcare Providers
+OE — objective element
+RCA — root-cause analysis
+SHCO — Standards for Small Healthcare Organisations</w:t>
+      </w:r>
+    </w:p>
+    <w:p>
+      <w:pPr>
+        <w:pStyle w:val="Heading1"/>
+        <w:spacing w:after="120" w:before="280"/>
+      </w:pPr>
+      <w:r>
+        <w:t>11. Traceability to NABH SHCO 3rd Edition COP.6</w:t>
       </w:r>
     </w:p>
     <w:p>
@@ -3405,6 +3324,29 @@
           <w:sz w:val="20"/>
           <w:szCs w:val="20"/>
         </w:rPr>
+        <w:t xml:space="preserve">This table is an index. It is not how the policy is organised.</w:t>
+      </w:r>
+    </w:p>
+    <w:p>
+      <w:pPr>
+        <w:pStyle w:val="Heading1"/>
+        <w:spacing w:after="120" w:before="280"/>
+      </w:pPr>
+      <w:r>
+        <w:t>12. Required Records / Evidence Checklist</w:t>
+      </w:r>
+    </w:p>
+    <w:p>
+      <w:pPr>
+        <w:spacing w:after="120"/>
+      </w:pPr>
+      <w:r>
+        <w:rPr>
+          <w:i/>
+          <w:iCs/>
+          <w:sz w:val="20"/>
+          <w:szCs w:val="20"/>
+        </w:rPr>
         <w:t xml:space="preserve">Records the hospital holds under this policy, listed by objective element.</w:t>
       </w:r>
     </w:p>
@@ -3817,6 +3759,49 @@
           <w:szCs w:val="22"/>
         </w:rPr>
         <w:t xml:space="preserve">Comfort care and pain management documented.</w:t>
+      </w:r>
+    </w:p>
+    <w:p>
+      <w:pPr>
+        <w:pStyle w:val="Heading1"/>
+        <w:spacing w:after="120" w:before="280"/>
+      </w:pPr>
+      <w:r>
+        <w:t>13. References</w:t>
+      </w:r>
+    </w:p>
+    <w:p>
+      <w:pPr>
+        <w:pStyle w:val="ListParagraph"/>
+        <w:numPr>
+          <w:ilvl w:val="0"/>
+          <w:numId w:val="1"/>
+        </w:numPr>
+        <w:spacing w:after="60"/>
+      </w:pPr>
+      <w:r>
+        <w:rPr>
+          <w:sz w:val="22"/>
+          <w:szCs w:val="22"/>
+        </w:rPr>
+        <w:t xml:space="preserve">National Accreditation Board for Hospitals and Healthcare Providers (NABH), Standards for Small Healthcare Organisations, 3rd Edition — Care of Patients chapter, standard COP.6.</w:t>
+      </w:r>
+    </w:p>
+    <w:p>
+      <w:pPr>
+        <w:pStyle w:val="ListParagraph"/>
+        <w:numPr>
+          <w:ilvl w:val="0"/>
+          <w:numId w:val="1"/>
+        </w:numPr>
+        <w:spacing w:after="60"/>
+      </w:pPr>
+      <w:r>
+        <w:rPr>
+          <w:sz w:val="22"/>
+          <w:szCs w:val="22"/>
+        </w:rPr>
+        <w:t xml:space="preserve">Internal documents of «Hospital Name»: ICU/HDU admission and discharge criteria, bed-shortage procedure, infection control bundles, quality-assurance programme indicators, family counselling documentation template, end of life care guidance, COP.13 pain management policy, HIC infection-control programme.</w:t>
       </w:r>
     </w:p>
     <w:p>
@@ -3941,7 +3926,7 @@
         <w:sz w:val="16"/>
         <w:szCs w:val="16"/>
       </w:rPr>
-      <w:t xml:space="preserve">«Hospital Name»  |  «COP/POL/06»  |  Controlled document  |  Intensive Care and High Dependency Units</w:t>
+      <w:t>«Hospital Name»  |  «COP/POL/06»  |  Controlled document  |  Policy on Intensive Care and High Dependency Units</w:t>
     </w:r>
   </w:p>
 </w:ftr>

--- a/policies/build/masters/COP.6_v2_master.docx
+++ b/policies/build/masters/COP.6_v2_master.docx
@@ -1746,7 +1746,7 @@
           <w:sz w:val="22"/>
           <w:szCs w:val="22"/>
         </w:rPr>
-        <w:t xml:space="preserve">Root-cause analysis is required when an ICU/HDU safety event (bundle non-compliance, unplanned readmission, restraint injury) recurs within six months.</w:t>
+        <w:t>Root-cause analysis is required when an ICU/HDU safety event (bundle non-compliance, unplanned readmission, restraint injury) recurs; the organisation's defined recurrence threshold applies, as documented in the hospital's Root Cause Analysis procedure.</w:t>
       </w:r>
     </w:p>
     <w:p>

--- a/policies/build/masters/COP.6_v2_master.docx
+++ b/policies/build/masters/COP.6_v2_master.docx
@@ -2582,6 +2582,7 @@
         <w:gridCol w:w="100"/>
         <w:gridCol w:w="100"/>
         <w:gridCol w:w="100"/>
+        <w:gridCol w:w="100"/>
       </w:tblGrid>
       <w:tr>
         <w:tc>
@@ -2609,6 +2610,26 @@
         </w:tc>
         <w:tc>
           <w:tcPr>
+            <w:tcW w:type="pct" w:w="12%"/>
+            <w:tcBorders>
+              <w:top w:val="single" w:color="999999" w:sz="4"/>
+              <w:left w:val="single" w:color="999999" w:sz="4"/>
+              <w:bottom w:val="single" w:color="999999" w:sz="4"/>
+              <w:right w:val="single" w:color="999999" w:sz="4"/>
+            </w:tcBorders>
+            <w:shd w:fill="E8E8E8" w:val="clear"/>
+          </w:tcPr>
+          <w:p>
+            <w:r>
+              <w:rPr>
+                <w:b/>
+              </w:rPr>
+              <w:t>Level</w:t>
+            </w:r>
+          </w:p>
+        </w:tc>
+        <w:tc>
+          <w:tcPr>
             <w:tcW w:type="pct" w:w="32%"/>
             <w:tcBorders>
               <w:top w:val="single" w:color="999999" w:sz="4"/>
@@ -2702,6 +2723,22 @@
         </w:tc>
         <w:tc>
           <w:tcPr>
+            <w:tcW w:type="pct" w:w="12%"/>
+            <w:tcBorders>
+              <w:top w:val="single" w:color="999999" w:sz="4"/>
+              <w:left w:val="single" w:color="999999" w:sz="4"/>
+              <w:bottom w:val="single" w:color="999999" w:sz="4"/>
+              <w:right w:val="single" w:color="999999" w:sz="4"/>
+            </w:tcBorders>
+          </w:tcPr>
+          <w:p>
+            <w:r>
+              <w:t>Commitment*</w:t>
+            </w:r>
+          </w:p>
+        </w:tc>
+        <w:tc>
+          <w:tcPr>
             <w:tcW w:type="pct" w:w="32%"/>
             <w:tcBorders>
               <w:top w:val="single" w:color="999999" w:sz="4"/>
@@ -2792,6 +2829,22 @@
         </w:tc>
         <w:tc>
           <w:tcPr>
+            <w:tcW w:type="pct" w:w="12%"/>
+            <w:tcBorders>
+              <w:top w:val="single" w:color="999999" w:sz="4"/>
+              <w:left w:val="single" w:color="999999" w:sz="4"/>
+              <w:bottom w:val="single" w:color="999999" w:sz="4"/>
+              <w:right w:val="single" w:color="999999" w:sz="4"/>
+            </w:tcBorders>
+          </w:tcPr>
+          <w:p>
+            <w:r>
+              <w:t>Commitment</w:t>
+            </w:r>
+          </w:p>
+        </w:tc>
+        <w:tc>
+          <w:tcPr>
             <w:tcW w:type="pct" w:w="32%"/>
             <w:tcBorders>
               <w:top w:val="single" w:color="999999" w:sz="4"/>
@@ -2882,6 +2935,22 @@
         </w:tc>
         <w:tc>
           <w:tcPr>
+            <w:tcW w:type="pct" w:w="12%"/>
+            <w:tcBorders>
+              <w:top w:val="single" w:color="999999" w:sz="4"/>
+              <w:left w:val="single" w:color="999999" w:sz="4"/>
+              <w:bottom w:val="single" w:color="999999" w:sz="4"/>
+              <w:right w:val="single" w:color="999999" w:sz="4"/>
+            </w:tcBorders>
+          </w:tcPr>
+          <w:p>
+            <w:r>
+              <w:t>Commitment*</w:t>
+            </w:r>
+          </w:p>
+        </w:tc>
+        <w:tc>
+          <w:tcPr>
             <w:tcW w:type="pct" w:w="32%"/>
             <w:tcBorders>
               <w:top w:val="single" w:color="999999" w:sz="4"/>
@@ -2972,6 +3041,22 @@
         </w:tc>
         <w:tc>
           <w:tcPr>
+            <w:tcW w:type="pct" w:w="12%"/>
+            <w:tcBorders>
+              <w:top w:val="single" w:color="999999" w:sz="4"/>
+              <w:left w:val="single" w:color="999999" w:sz="4"/>
+              <w:bottom w:val="single" w:color="999999" w:sz="4"/>
+              <w:right w:val="single" w:color="999999" w:sz="4"/>
+            </w:tcBorders>
+          </w:tcPr>
+          <w:p>
+            <w:r>
+              <w:t>Achievement*</w:t>
+            </w:r>
+          </w:p>
+        </w:tc>
+        <w:tc>
+          <w:tcPr>
             <w:tcW w:type="pct" w:w="32%"/>
             <w:tcBorders>
               <w:top w:val="single" w:color="999999" w:sz="4"/>
@@ -3062,6 +3147,22 @@
         </w:tc>
         <w:tc>
           <w:tcPr>
+            <w:tcW w:type="pct" w:w="12%"/>
+            <w:tcBorders>
+              <w:top w:val="single" w:color="999999" w:sz="4"/>
+              <w:left w:val="single" w:color="999999" w:sz="4"/>
+              <w:bottom w:val="single" w:color="999999" w:sz="4"/>
+              <w:right w:val="single" w:color="999999" w:sz="4"/>
+            </w:tcBorders>
+          </w:tcPr>
+          <w:p>
+            <w:r>
+              <w:t>Commitment</w:t>
+            </w:r>
+          </w:p>
+        </w:tc>
+        <w:tc>
+          <w:tcPr>
             <w:tcW w:type="pct" w:w="32%"/>
             <w:tcBorders>
               <w:top w:val="single" w:color="999999" w:sz="4"/>
@@ -3152,6 +3253,22 @@
         </w:tc>
         <w:tc>
           <w:tcPr>
+            <w:tcW w:type="pct" w:w="12%"/>
+            <w:tcBorders>
+              <w:top w:val="single" w:color="999999" w:sz="4"/>
+              <w:left w:val="single" w:color="999999" w:sz="4"/>
+              <w:bottom w:val="single" w:color="999999" w:sz="4"/>
+              <w:right w:val="single" w:color="999999" w:sz="4"/>
+            </w:tcBorders>
+          </w:tcPr>
+          <w:p>
+            <w:r>
+              <w:t>Commitment*</w:t>
+            </w:r>
+          </w:p>
+        </w:tc>
+        <w:tc>
+          <w:tcPr>
             <w:tcW w:type="pct" w:w="32%"/>
             <w:tcBorders>
               <w:top w:val="single" w:color="999999" w:sz="4"/>
@@ -3284,26 +3401,443 @@
         <w:t>10. Abbreviations</w:t>
       </w:r>
     </w:p>
-    <w:p>
-      <w:pPr>
-        <w:spacing w:after="140"/>
-      </w:pPr>
-      <w:r>
-        <w:rPr>
-          <w:sz w:val="22"/>
-          <w:szCs w:val="22"/>
-        </w:rPr>
-        <w:t xml:space="preserve">CAPA — corrective and preventive action
-COP — Care of Patients (NABH SHCO chapter 5)
-HDU — high dependency unit
-HIC — Hospital Infection Control (NABH SHCO chapter 7)
-ICU — intensive care unit
-NABH — National Accreditation Board for Hospitals and Healthcare Providers
-OE — objective element
-RCA — root-cause analysis
-SHCO — Standards for Small Healthcare Organisations</w:t>
-      </w:r>
-    </w:p>
+    <w:tbl>
+      <w:tblPr>
+        <w:tblW w:type="pct" w:w="100%"/>
+        <w:tblBorders>
+          <w:top w:val="single" w:color="auto" w:sz="4"/>
+          <w:left w:val="single" w:color="auto" w:sz="4"/>
+          <w:bottom w:val="single" w:color="auto" w:sz="4"/>
+          <w:right w:val="single" w:color="auto" w:sz="4"/>
+          <w:insideH w:val="single" w:color="auto" w:sz="4"/>
+          <w:insideV w:val="single" w:color="auto" w:sz="4"/>
+        </w:tblBorders>
+      </w:tblPr>
+      <w:tblGrid>
+        <w:gridCol w:w="100"/>
+        <w:gridCol w:w="100"/>
+      </w:tblGrid>
+      <w:tr>
+        <w:tc>
+          <w:tcPr>
+            <w:tcW w:type="pct" w:w="22%"/>
+            <w:tcBorders>
+              <w:top w:val="single" w:color="999999" w:sz="4"/>
+              <w:left w:val="single" w:color="999999" w:sz="4"/>
+              <w:bottom w:val="single" w:color="999999" w:sz="4"/>
+              <w:right w:val="single" w:color="999999" w:sz="4"/>
+            </w:tcBorders>
+            <w:shd w:fill="E8E8E8" w:val="clear"/>
+          </w:tcPr>
+          <w:p>
+            <w:r>
+              <w:rPr>
+                <w:b/>
+              </w:rPr>
+              <w:t>Abbreviation</w:t>
+            </w:r>
+          </w:p>
+        </w:tc>
+        <w:tc>
+          <w:tcPr>
+            <w:tcW w:type="pct" w:w="22%"/>
+            <w:tcBorders>
+              <w:top w:val="single" w:color="999999" w:sz="4"/>
+              <w:left w:val="single" w:color="999999" w:sz="4"/>
+              <w:bottom w:val="single" w:color="999999" w:sz="4"/>
+              <w:right w:val="single" w:color="999999" w:sz="4"/>
+            </w:tcBorders>
+            <w:shd w:fill="E8E8E8" w:val="clear"/>
+          </w:tcPr>
+          <w:p>
+            <w:r>
+              <w:rPr>
+                <w:b/>
+              </w:rPr>
+              <w:t>Meaning</w:t>
+            </w:r>
+          </w:p>
+        </w:tc>
+      </w:tr>
+      <w:tr>
+        <w:tc>
+          <w:tcPr>
+            <w:tcW w:type="pct" w:w="22%"/>
+            <w:tcBorders>
+              <w:top w:val="single" w:color="999999" w:sz="4"/>
+              <w:left w:val="single" w:color="999999" w:sz="4"/>
+              <w:bottom w:val="single" w:color="999999" w:sz="4"/>
+              <w:right w:val="single" w:color="999999" w:sz="4"/>
+            </w:tcBorders>
+            <w:shd w:fill="E8E8E8" w:val="clear"/>
+          </w:tcPr>
+          <w:p>
+            <w:r>
+              <w:rPr>
+                <w:b w:val="0"/>
+              </w:rPr>
+              <w:t>CAPA</w:t>
+            </w:r>
+          </w:p>
+        </w:tc>
+        <w:tc>
+          <w:tcPr>
+            <w:tcW w:type="pct" w:w="22%"/>
+            <w:tcBorders>
+              <w:top w:val="single" w:color="999999" w:sz="4"/>
+              <w:left w:val="single" w:color="999999" w:sz="4"/>
+              <w:bottom w:val="single" w:color="999999" w:sz="4"/>
+              <w:right w:val="single" w:color="999999" w:sz="4"/>
+            </w:tcBorders>
+            <w:shd w:fill="E8E8E8" w:val="clear"/>
+          </w:tcPr>
+          <w:p>
+            <w:r>
+              <w:rPr>
+                <w:b w:val="0"/>
+              </w:rPr>
+              <w:t>corrective and preventive action</w:t>
+            </w:r>
+          </w:p>
+        </w:tc>
+      </w:tr>
+      <w:tr>
+        <w:tc>
+          <w:tcPr>
+            <w:tcW w:type="pct" w:w="22%"/>
+            <w:tcBorders>
+              <w:top w:val="single" w:color="999999" w:sz="4"/>
+              <w:left w:val="single" w:color="999999" w:sz="4"/>
+              <w:bottom w:val="single" w:color="999999" w:sz="4"/>
+              <w:right w:val="single" w:color="999999" w:sz="4"/>
+            </w:tcBorders>
+            <w:shd w:fill="E8E8E8" w:val="clear"/>
+          </w:tcPr>
+          <w:p>
+            <w:r>
+              <w:rPr>
+                <w:b w:val="0"/>
+              </w:rPr>
+              <w:t>COP</w:t>
+            </w:r>
+          </w:p>
+        </w:tc>
+        <w:tc>
+          <w:tcPr>
+            <w:tcW w:type="pct" w:w="22%"/>
+            <w:tcBorders>
+              <w:top w:val="single" w:color="999999" w:sz="4"/>
+              <w:left w:val="single" w:color="999999" w:sz="4"/>
+              <w:bottom w:val="single" w:color="999999" w:sz="4"/>
+              <w:right w:val="single" w:color="999999" w:sz="4"/>
+            </w:tcBorders>
+            <w:shd w:fill="E8E8E8" w:val="clear"/>
+          </w:tcPr>
+          <w:p>
+            <w:r>
+              <w:rPr>
+                <w:b w:val="0"/>
+              </w:rPr>
+              <w:t>Care of Patients (NABH SHCO chapter 5)</w:t>
+            </w:r>
+          </w:p>
+        </w:tc>
+      </w:tr>
+      <w:tr>
+        <w:tc>
+          <w:tcPr>
+            <w:tcW w:type="pct" w:w="22%"/>
+            <w:tcBorders>
+              <w:top w:val="single" w:color="999999" w:sz="4"/>
+              <w:left w:val="single" w:color="999999" w:sz="4"/>
+              <w:bottom w:val="single" w:color="999999" w:sz="4"/>
+              <w:right w:val="single" w:color="999999" w:sz="4"/>
+            </w:tcBorders>
+            <w:shd w:fill="E8E8E8" w:val="clear"/>
+          </w:tcPr>
+          <w:p>
+            <w:r>
+              <w:rPr>
+                <w:b w:val="0"/>
+              </w:rPr>
+              <w:t>HDU</w:t>
+            </w:r>
+          </w:p>
+        </w:tc>
+        <w:tc>
+          <w:tcPr>
+            <w:tcW w:type="pct" w:w="22%"/>
+            <w:tcBorders>
+              <w:top w:val="single" w:color="999999" w:sz="4"/>
+              <w:left w:val="single" w:color="999999" w:sz="4"/>
+              <w:bottom w:val="single" w:color="999999" w:sz="4"/>
+              <w:right w:val="single" w:color="999999" w:sz="4"/>
+            </w:tcBorders>
+            <w:shd w:fill="E8E8E8" w:val="clear"/>
+          </w:tcPr>
+          <w:p>
+            <w:r>
+              <w:rPr>
+                <w:b w:val="0"/>
+              </w:rPr>
+              <w:t>high dependency unit</w:t>
+            </w:r>
+          </w:p>
+        </w:tc>
+      </w:tr>
+      <w:tr>
+        <w:tc>
+          <w:tcPr>
+            <w:tcW w:type="pct" w:w="22%"/>
+            <w:tcBorders>
+              <w:top w:val="single" w:color="999999" w:sz="4"/>
+              <w:left w:val="single" w:color="999999" w:sz="4"/>
+              <w:bottom w:val="single" w:color="999999" w:sz="4"/>
+              <w:right w:val="single" w:color="999999" w:sz="4"/>
+            </w:tcBorders>
+            <w:shd w:fill="E8E8E8" w:val="clear"/>
+          </w:tcPr>
+          <w:p>
+            <w:r>
+              <w:rPr>
+                <w:b w:val="0"/>
+              </w:rPr>
+              <w:t>HIC</w:t>
+            </w:r>
+          </w:p>
+        </w:tc>
+        <w:tc>
+          <w:tcPr>
+            <w:tcW w:type="pct" w:w="22%"/>
+            <w:tcBorders>
+              <w:top w:val="single" w:color="999999" w:sz="4"/>
+              <w:left w:val="single" w:color="999999" w:sz="4"/>
+              <w:bottom w:val="single" w:color="999999" w:sz="4"/>
+              <w:right w:val="single" w:color="999999" w:sz="4"/>
+            </w:tcBorders>
+            <w:shd w:fill="E8E8E8" w:val="clear"/>
+          </w:tcPr>
+          <w:p>
+            <w:r>
+              <w:rPr>
+                <w:b w:val="0"/>
+              </w:rPr>
+              <w:t>Hospital Infection Control (NABH SHCO chapter 7)</w:t>
+            </w:r>
+          </w:p>
+        </w:tc>
+      </w:tr>
+      <w:tr>
+        <w:tc>
+          <w:tcPr>
+            <w:tcW w:type="pct" w:w="22%"/>
+            <w:tcBorders>
+              <w:top w:val="single" w:color="999999" w:sz="4"/>
+              <w:left w:val="single" w:color="999999" w:sz="4"/>
+              <w:bottom w:val="single" w:color="999999" w:sz="4"/>
+              <w:right w:val="single" w:color="999999" w:sz="4"/>
+            </w:tcBorders>
+            <w:shd w:fill="E8E8E8" w:val="clear"/>
+          </w:tcPr>
+          <w:p>
+            <w:r>
+              <w:rPr>
+                <w:b w:val="0"/>
+              </w:rPr>
+              <w:t>ICU</w:t>
+            </w:r>
+          </w:p>
+        </w:tc>
+        <w:tc>
+          <w:tcPr>
+            <w:tcW w:type="pct" w:w="22%"/>
+            <w:tcBorders>
+              <w:top w:val="single" w:color="999999" w:sz="4"/>
+              <w:left w:val="single" w:color="999999" w:sz="4"/>
+              <w:bottom w:val="single" w:color="999999" w:sz="4"/>
+              <w:right w:val="single" w:color="999999" w:sz="4"/>
+            </w:tcBorders>
+            <w:shd w:fill="E8E8E8" w:val="clear"/>
+          </w:tcPr>
+          <w:p>
+            <w:r>
+              <w:rPr>
+                <w:b w:val="0"/>
+              </w:rPr>
+              <w:t>intensive care unit</w:t>
+            </w:r>
+          </w:p>
+        </w:tc>
+      </w:tr>
+      <w:tr>
+        <w:tc>
+          <w:tcPr>
+            <w:tcW w:type="pct" w:w="22%"/>
+            <w:tcBorders>
+              <w:top w:val="single" w:color="999999" w:sz="4"/>
+              <w:left w:val="single" w:color="999999" w:sz="4"/>
+              <w:bottom w:val="single" w:color="999999" w:sz="4"/>
+              <w:right w:val="single" w:color="999999" w:sz="4"/>
+            </w:tcBorders>
+            <w:shd w:fill="E8E8E8" w:val="clear"/>
+          </w:tcPr>
+          <w:p>
+            <w:r>
+              <w:rPr>
+                <w:b w:val="0"/>
+              </w:rPr>
+              <w:t>NABH</w:t>
+            </w:r>
+          </w:p>
+        </w:tc>
+        <w:tc>
+          <w:tcPr>
+            <w:tcW w:type="pct" w:w="22%"/>
+            <w:tcBorders>
+              <w:top w:val="single" w:color="999999" w:sz="4"/>
+              <w:left w:val="single" w:color="999999" w:sz="4"/>
+              <w:bottom w:val="single" w:color="999999" w:sz="4"/>
+              <w:right w:val="single" w:color="999999" w:sz="4"/>
+            </w:tcBorders>
+            <w:shd w:fill="E8E8E8" w:val="clear"/>
+          </w:tcPr>
+          <w:p>
+            <w:r>
+              <w:rPr>
+                <w:b w:val="0"/>
+              </w:rPr>
+              <w:t>National Accreditation Board for Hospitals and Healthcare Providers</w:t>
+            </w:r>
+          </w:p>
+        </w:tc>
+      </w:tr>
+      <w:tr>
+        <w:tc>
+          <w:tcPr>
+            <w:tcW w:type="pct" w:w="22%"/>
+            <w:tcBorders>
+              <w:top w:val="single" w:color="999999" w:sz="4"/>
+              <w:left w:val="single" w:color="999999" w:sz="4"/>
+              <w:bottom w:val="single" w:color="999999" w:sz="4"/>
+              <w:right w:val="single" w:color="999999" w:sz="4"/>
+            </w:tcBorders>
+            <w:shd w:fill="E8E8E8" w:val="clear"/>
+          </w:tcPr>
+          <w:p>
+            <w:r>
+              <w:rPr>
+                <w:b w:val="0"/>
+              </w:rPr>
+              <w:t>OE</w:t>
+            </w:r>
+          </w:p>
+        </w:tc>
+        <w:tc>
+          <w:tcPr>
+            <w:tcW w:type="pct" w:w="22%"/>
+            <w:tcBorders>
+              <w:top w:val="single" w:color="999999" w:sz="4"/>
+              <w:left w:val="single" w:color="999999" w:sz="4"/>
+              <w:bottom w:val="single" w:color="999999" w:sz="4"/>
+              <w:right w:val="single" w:color="999999" w:sz="4"/>
+            </w:tcBorders>
+            <w:shd w:fill="E8E8E8" w:val="clear"/>
+          </w:tcPr>
+          <w:p>
+            <w:r>
+              <w:rPr>
+                <w:b w:val="0"/>
+              </w:rPr>
+              <w:t>objective element</w:t>
+            </w:r>
+          </w:p>
+        </w:tc>
+      </w:tr>
+      <w:tr>
+        <w:tc>
+          <w:tcPr>
+            <w:tcW w:type="pct" w:w="22%"/>
+            <w:tcBorders>
+              <w:top w:val="single" w:color="999999" w:sz="4"/>
+              <w:left w:val="single" w:color="999999" w:sz="4"/>
+              <w:bottom w:val="single" w:color="999999" w:sz="4"/>
+              <w:right w:val="single" w:color="999999" w:sz="4"/>
+            </w:tcBorders>
+            <w:shd w:fill="E8E8E8" w:val="clear"/>
+          </w:tcPr>
+          <w:p>
+            <w:r>
+              <w:rPr>
+                <w:b w:val="0"/>
+              </w:rPr>
+              <w:t>RCA</w:t>
+            </w:r>
+          </w:p>
+        </w:tc>
+        <w:tc>
+          <w:tcPr>
+            <w:tcW w:type="pct" w:w="22%"/>
+            <w:tcBorders>
+              <w:top w:val="single" w:color="999999" w:sz="4"/>
+              <w:left w:val="single" w:color="999999" w:sz="4"/>
+              <w:bottom w:val="single" w:color="999999" w:sz="4"/>
+              <w:right w:val="single" w:color="999999" w:sz="4"/>
+            </w:tcBorders>
+            <w:shd w:fill="E8E8E8" w:val="clear"/>
+          </w:tcPr>
+          <w:p>
+            <w:r>
+              <w:rPr>
+                <w:b w:val="0"/>
+              </w:rPr>
+              <w:t>root-cause analysis</w:t>
+            </w:r>
+          </w:p>
+        </w:tc>
+      </w:tr>
+      <w:tr>
+        <w:tc>
+          <w:tcPr>
+            <w:tcW w:type="pct" w:w="22%"/>
+            <w:tcBorders>
+              <w:top w:val="single" w:color="999999" w:sz="4"/>
+              <w:left w:val="single" w:color="999999" w:sz="4"/>
+              <w:bottom w:val="single" w:color="999999" w:sz="4"/>
+              <w:right w:val="single" w:color="999999" w:sz="4"/>
+            </w:tcBorders>
+            <w:shd w:fill="E8E8E8" w:val="clear"/>
+          </w:tcPr>
+          <w:p>
+            <w:r>
+              <w:rPr>
+                <w:b w:val="0"/>
+              </w:rPr>
+              <w:t>SHCO</w:t>
+            </w:r>
+          </w:p>
+        </w:tc>
+        <w:tc>
+          <w:tcPr>
+            <w:tcW w:type="pct" w:w="22%"/>
+            <w:tcBorders>
+              <w:top w:val="single" w:color="999999" w:sz="4"/>
+              <w:left w:val="single" w:color="999999" w:sz="4"/>
+              <w:bottom w:val="single" w:color="999999" w:sz="4"/>
+              <w:right w:val="single" w:color="999999" w:sz="4"/>
+            </w:tcBorders>
+            <w:shd w:fill="E8E8E8" w:val="clear"/>
+          </w:tcPr>
+          <w:p>
+            <w:r>
+              <w:rPr>
+                <w:b w:val="0"/>
+              </w:rPr>
+              <w:t>Standards for Small Healthcare Organisations</w:t>
+            </w:r>
+          </w:p>
+        </w:tc>
+      </w:tr>
+    </w:tbl>
     <w:p>
       <w:pPr>
         <w:pStyle w:val="Heading1"/>

--- a/policies/build/masters/COP.6_v2_master.docx
+++ b/policies/build/masters/COP.6_v2_master.docx
@@ -694,18 +694,6 @@
     </w:p>
     <w:p>
       <w:pPr>
-        <w:spacing w:after="140"/>
-      </w:pPr>
-      <w:r>
-        <w:rPr>
-          <w:sz w:val="22"/>
-          <w:szCs w:val="22"/>
-        </w:rPr>
-        <w:t xml:space="preserve">Words marked «like this» are defaults a small hospital can keep. A blank marked «________» has no sensible default. Fill it in before this document is signed.</w:t>
-      </w:r>
-    </w:p>
-    <w:p>
-      <w:pPr>
         <w:pStyle w:val="Heading1"/>
         <w:spacing w:after="120" w:before="280"/>
       </w:pPr>
@@ -735,86 +723,6 @@
           <w:szCs w:val="22"/>
         </w:rPr>
         <w:t xml:space="preserve">It covers the six elements COP.6.a–f name. It does not cover the hospital-wide infection-control programme (HIC), emergency clinical care (COP.2), or general ward care.</w:t>
-      </w:r>
-    </w:p>
-    <w:p>
-      <w:pPr>
-        <w:spacing w:after="140"/>
-      </w:pPr>
-      <w:r>
-        <w:rPr>
-          <w:sz w:val="22"/>
-          <w:szCs w:val="22"/>
-        </w:rPr>
-        <w:t xml:space="preserve">Boundaries with other policies of «Hospital Name»:</w:t>
-      </w:r>
-    </w:p>
-    <w:p>
-      <w:pPr>
-        <w:pStyle w:val="ListParagraph"/>
-        <w:numPr>
-          <w:ilvl w:val="0"/>
-          <w:numId w:val="1"/>
-        </w:numPr>
-        <w:spacing w:after="60"/>
-      </w:pPr>
-      <w:r>
-        <w:rPr>
-          <w:sz w:val="22"/>
-          <w:szCs w:val="22"/>
-        </w:rPr>
-        <w:t xml:space="preserve">HIC owns the hospital-wide infection-control programme. This policy owns that infection control practices specific to ICU/HDU are documented and followed.</w:t>
-      </w:r>
-    </w:p>
-    <w:p>
-      <w:pPr>
-        <w:pStyle w:val="ListParagraph"/>
-        <w:numPr>
-          <w:ilvl w:val="0"/>
-          <w:numId w:val="1"/>
-        </w:numPr>
-        <w:spacing w:after="60"/>
-      </w:pPr>
-      <w:r>
-        <w:rPr>
-          <w:sz w:val="22"/>
-          <w:szCs w:val="22"/>
-        </w:rPr>
-        <w:t xml:space="preserve">COP.2 owns emergency clinical care. This policy owns care within ICU/HDU after admission.</w:t>
-      </w:r>
-    </w:p>
-    <w:p>
-      <w:pPr>
-        <w:pStyle w:val="ListParagraph"/>
-        <w:numPr>
-          <w:ilvl w:val="0"/>
-          <w:numId w:val="1"/>
-        </w:numPr>
-        <w:spacing w:after="60"/>
-      </w:pPr>
-      <w:r>
-        <w:rPr>
-          <w:sz w:val="22"/>
-          <w:szCs w:val="22"/>
-        </w:rPr>
-        <w:t xml:space="preserve">PRE.3 owns informed consent. This policy owns periodic counselling of patient and/or family in the ICU/HDU context.</w:t>
-      </w:r>
-    </w:p>
-    <w:p>
-      <w:pPr>
-        <w:pStyle w:val="ListParagraph"/>
-        <w:numPr>
-          <w:ilvl w:val="0"/>
-          <w:numId w:val="1"/>
-        </w:numPr>
-        <w:spacing w:after="60"/>
-      </w:pPr>
-      <w:r>
-        <w:rPr>
-          <w:sz w:val="22"/>
-          <w:szCs w:val="22"/>
-        </w:rPr>
-        <w:t xml:space="preserve">COP.13 owns pain management. This policy owns that pain is managed in ICU/HDU as part of systematic care.</w:t>
       </w:r>
     </w:p>
     <w:p>

--- a/policies/build/masters/COP.6_v2_master.docx
+++ b/policies/build/masters/COP.6_v2_master.docx
@@ -2473,6 +2473,532 @@
         <w:t xml:space="preserve">The Nursing Superintendent holds signed acknowledgements with the induction record.</w:t>
       </w:r>
     </w:p>
+    <w:p>
+      <w:pPr>
+        <w:pStyle w:val="Heading1"/>
+        <w:spacing w:after="120" w:before="280"/>
+      </w:pPr>
+      <w:r>
+        <w:t>9. Distribution</w:t>
+      </w:r>
+    </w:p>
+    <w:p>
+      <w:pPr>
+        <w:spacing w:after="140"/>
+      </w:pPr>
+      <w:r>
+        <w:rPr>
+          <w:sz w:val="22"/>
+          <w:szCs w:val="22"/>
+        </w:rPr>
+        <w:t xml:space="preserve">Official master copy: office of the Medical Superintendent, «Hospital Name», with the «ICU in-charge» and the Quality Coordinator.</w:t>
+      </w:r>
+    </w:p>
+    <w:p>
+      <w:pPr>
+        <w:spacing w:after="140"/>
+      </w:pPr>
+      <w:r>
+        <w:rPr>
+          <w:sz w:val="22"/>
+          <w:szCs w:val="22"/>
+        </w:rPr>
+        <w:t xml:space="preserve">Copies issued to: ICU; HDU; nursing administration; emergency department (for admission criteria reference).</w:t>
+      </w:r>
+    </w:p>
+    <w:p>
+      <w:pPr>
+        <w:spacing w:after="140"/>
+      </w:pPr>
+      <w:r>
+        <w:rPr>
+          <w:sz w:val="22"/>
+          <w:szCs w:val="22"/>
+        </w:rPr>
+        <w:t xml:space="preserve">The current version is available to all ICU/HDU staff at the «ICU policy file» and, if the hospital keeps an intranet, at «staff intranet / policies».</w:t>
+      </w:r>
+    </w:p>
+    <w:p>
+      <w:pPr>
+        <w:spacing w:after="140"/>
+      </w:pPr>
+      <w:r>
+        <w:rPr>
+          <w:sz w:val="22"/>
+          <w:szCs w:val="22"/>
+        </w:rPr>
+        <w:t xml:space="preserve">When a new version is issued, take old copies out of use.</w:t>
+      </w:r>
+    </w:p>
+    <w:p>
+      <w:pPr>
+        <w:pStyle w:val="Heading1"/>
+        <w:spacing w:after="120" w:before="280"/>
+      </w:pPr>
+      <w:r>
+        <w:t>10. Abbreviations</w:t>
+      </w:r>
+    </w:p>
+    <w:tbl>
+      <w:tblPr>
+        <w:tblW w:type="pct" w:w="100%"/>
+        <w:tblBorders>
+          <w:top w:val="single" w:color="auto" w:sz="4"/>
+          <w:left w:val="single" w:color="auto" w:sz="4"/>
+          <w:bottom w:val="single" w:color="auto" w:sz="4"/>
+          <w:right w:val="single" w:color="auto" w:sz="4"/>
+          <w:insideH w:val="single" w:color="auto" w:sz="4"/>
+          <w:insideV w:val="single" w:color="auto" w:sz="4"/>
+        </w:tblBorders>
+      </w:tblPr>
+      <w:tblGrid>
+        <w:gridCol w:w="100"/>
+        <w:gridCol w:w="100"/>
+      </w:tblGrid>
+      <w:tr>
+        <w:tc>
+          <w:tcPr>
+            <w:tcW w:type="pct" w:w="22%"/>
+            <w:tcBorders>
+              <w:top w:val="single" w:color="999999" w:sz="4"/>
+              <w:left w:val="single" w:color="999999" w:sz="4"/>
+              <w:bottom w:val="single" w:color="999999" w:sz="4"/>
+              <w:right w:val="single" w:color="999999" w:sz="4"/>
+            </w:tcBorders>
+            <w:shd w:fill="E8E8E8" w:val="clear"/>
+          </w:tcPr>
+          <w:p>
+            <w:r>
+              <w:rPr>
+                <w:b/>
+              </w:rPr>
+              <w:t>Abbreviation</w:t>
+            </w:r>
+          </w:p>
+        </w:tc>
+        <w:tc>
+          <w:tcPr>
+            <w:tcW w:type="pct" w:w="22%"/>
+            <w:tcBorders>
+              <w:top w:val="single" w:color="999999" w:sz="4"/>
+              <w:left w:val="single" w:color="999999" w:sz="4"/>
+              <w:bottom w:val="single" w:color="999999" w:sz="4"/>
+              <w:right w:val="single" w:color="999999" w:sz="4"/>
+            </w:tcBorders>
+            <w:shd w:fill="E8E8E8" w:val="clear"/>
+          </w:tcPr>
+          <w:p>
+            <w:r>
+              <w:rPr>
+                <w:b/>
+              </w:rPr>
+              <w:t>Meaning</w:t>
+            </w:r>
+          </w:p>
+        </w:tc>
+      </w:tr>
+      <w:tr>
+        <w:tc>
+          <w:tcPr>
+            <w:tcW w:type="pct" w:w="22%"/>
+            <w:tcBorders>
+              <w:top w:val="single" w:color="999999" w:sz="4"/>
+              <w:left w:val="single" w:color="999999" w:sz="4"/>
+              <w:bottom w:val="single" w:color="999999" w:sz="4"/>
+              <w:right w:val="single" w:color="999999" w:sz="4"/>
+            </w:tcBorders>
+            <w:shd w:fill="E8E8E8" w:val="clear"/>
+          </w:tcPr>
+          <w:p>
+            <w:r>
+              <w:rPr>
+                <w:b w:val="0"/>
+              </w:rPr>
+              <w:t>CAPA</w:t>
+            </w:r>
+          </w:p>
+        </w:tc>
+        <w:tc>
+          <w:tcPr>
+            <w:tcW w:type="pct" w:w="22%"/>
+            <w:tcBorders>
+              <w:top w:val="single" w:color="999999" w:sz="4"/>
+              <w:left w:val="single" w:color="999999" w:sz="4"/>
+              <w:bottom w:val="single" w:color="999999" w:sz="4"/>
+              <w:right w:val="single" w:color="999999" w:sz="4"/>
+            </w:tcBorders>
+            <w:shd w:fill="E8E8E8" w:val="clear"/>
+          </w:tcPr>
+          <w:p>
+            <w:r>
+              <w:rPr>
+                <w:b w:val="0"/>
+              </w:rPr>
+              <w:t>corrective and preventive action</w:t>
+            </w:r>
+          </w:p>
+        </w:tc>
+      </w:tr>
+      <w:tr>
+        <w:tc>
+          <w:tcPr>
+            <w:tcW w:type="pct" w:w="22%"/>
+            <w:tcBorders>
+              <w:top w:val="single" w:color="999999" w:sz="4"/>
+              <w:left w:val="single" w:color="999999" w:sz="4"/>
+              <w:bottom w:val="single" w:color="999999" w:sz="4"/>
+              <w:right w:val="single" w:color="999999" w:sz="4"/>
+            </w:tcBorders>
+            <w:shd w:fill="E8E8E8" w:val="clear"/>
+          </w:tcPr>
+          <w:p>
+            <w:r>
+              <w:rPr>
+                <w:b w:val="0"/>
+              </w:rPr>
+              <w:t>COP</w:t>
+            </w:r>
+          </w:p>
+        </w:tc>
+        <w:tc>
+          <w:tcPr>
+            <w:tcW w:type="pct" w:w="22%"/>
+            <w:tcBorders>
+              <w:top w:val="single" w:color="999999" w:sz="4"/>
+              <w:left w:val="single" w:color="999999" w:sz="4"/>
+              <w:bottom w:val="single" w:color="999999" w:sz="4"/>
+              <w:right w:val="single" w:color="999999" w:sz="4"/>
+            </w:tcBorders>
+            <w:shd w:fill="E8E8E8" w:val="clear"/>
+          </w:tcPr>
+          <w:p>
+            <w:r>
+              <w:rPr>
+                <w:b w:val="0"/>
+              </w:rPr>
+              <w:t>Care of Patients (NABH SHCO chapter 5)</w:t>
+            </w:r>
+          </w:p>
+        </w:tc>
+      </w:tr>
+      <w:tr>
+        <w:tc>
+          <w:tcPr>
+            <w:tcW w:type="pct" w:w="22%"/>
+            <w:tcBorders>
+              <w:top w:val="single" w:color="999999" w:sz="4"/>
+              <w:left w:val="single" w:color="999999" w:sz="4"/>
+              <w:bottom w:val="single" w:color="999999" w:sz="4"/>
+              <w:right w:val="single" w:color="999999" w:sz="4"/>
+            </w:tcBorders>
+            <w:shd w:fill="E8E8E8" w:val="clear"/>
+          </w:tcPr>
+          <w:p>
+            <w:r>
+              <w:rPr>
+                <w:b w:val="0"/>
+              </w:rPr>
+              <w:t>HDU</w:t>
+            </w:r>
+          </w:p>
+        </w:tc>
+        <w:tc>
+          <w:tcPr>
+            <w:tcW w:type="pct" w:w="22%"/>
+            <w:tcBorders>
+              <w:top w:val="single" w:color="999999" w:sz="4"/>
+              <w:left w:val="single" w:color="999999" w:sz="4"/>
+              <w:bottom w:val="single" w:color="999999" w:sz="4"/>
+              <w:right w:val="single" w:color="999999" w:sz="4"/>
+            </w:tcBorders>
+            <w:shd w:fill="E8E8E8" w:val="clear"/>
+          </w:tcPr>
+          <w:p>
+            <w:r>
+              <w:rPr>
+                <w:b w:val="0"/>
+              </w:rPr>
+              <w:t>high dependency unit</w:t>
+            </w:r>
+          </w:p>
+        </w:tc>
+      </w:tr>
+      <w:tr>
+        <w:tc>
+          <w:tcPr>
+            <w:tcW w:type="pct" w:w="22%"/>
+            <w:tcBorders>
+              <w:top w:val="single" w:color="999999" w:sz="4"/>
+              <w:left w:val="single" w:color="999999" w:sz="4"/>
+              <w:bottom w:val="single" w:color="999999" w:sz="4"/>
+              <w:right w:val="single" w:color="999999" w:sz="4"/>
+            </w:tcBorders>
+            <w:shd w:fill="E8E8E8" w:val="clear"/>
+          </w:tcPr>
+          <w:p>
+            <w:r>
+              <w:rPr>
+                <w:b w:val="0"/>
+              </w:rPr>
+              <w:t>HIC</w:t>
+            </w:r>
+          </w:p>
+        </w:tc>
+        <w:tc>
+          <w:tcPr>
+            <w:tcW w:type="pct" w:w="22%"/>
+            <w:tcBorders>
+              <w:top w:val="single" w:color="999999" w:sz="4"/>
+              <w:left w:val="single" w:color="999999" w:sz="4"/>
+              <w:bottom w:val="single" w:color="999999" w:sz="4"/>
+              <w:right w:val="single" w:color="999999" w:sz="4"/>
+            </w:tcBorders>
+            <w:shd w:fill="E8E8E8" w:val="clear"/>
+          </w:tcPr>
+          <w:p>
+            <w:r>
+              <w:rPr>
+                <w:b w:val="0"/>
+              </w:rPr>
+              <w:t>Hospital Infection Control (NABH SHCO chapter 7)</w:t>
+            </w:r>
+          </w:p>
+        </w:tc>
+      </w:tr>
+      <w:tr>
+        <w:tc>
+          <w:tcPr>
+            <w:tcW w:type="pct" w:w="22%"/>
+            <w:tcBorders>
+              <w:top w:val="single" w:color="999999" w:sz="4"/>
+              <w:left w:val="single" w:color="999999" w:sz="4"/>
+              <w:bottom w:val="single" w:color="999999" w:sz="4"/>
+              <w:right w:val="single" w:color="999999" w:sz="4"/>
+            </w:tcBorders>
+            <w:shd w:fill="E8E8E8" w:val="clear"/>
+          </w:tcPr>
+          <w:p>
+            <w:r>
+              <w:rPr>
+                <w:b w:val="0"/>
+              </w:rPr>
+              <w:t>ICU</w:t>
+            </w:r>
+          </w:p>
+        </w:tc>
+        <w:tc>
+          <w:tcPr>
+            <w:tcW w:type="pct" w:w="22%"/>
+            <w:tcBorders>
+              <w:top w:val="single" w:color="999999" w:sz="4"/>
+              <w:left w:val="single" w:color="999999" w:sz="4"/>
+              <w:bottom w:val="single" w:color="999999" w:sz="4"/>
+              <w:right w:val="single" w:color="999999" w:sz="4"/>
+            </w:tcBorders>
+            <w:shd w:fill="E8E8E8" w:val="clear"/>
+          </w:tcPr>
+          <w:p>
+            <w:r>
+              <w:rPr>
+                <w:b w:val="0"/>
+              </w:rPr>
+              <w:t>intensive care unit</w:t>
+            </w:r>
+          </w:p>
+        </w:tc>
+      </w:tr>
+      <w:tr>
+        <w:tc>
+          <w:tcPr>
+            <w:tcW w:type="pct" w:w="22%"/>
+            <w:tcBorders>
+              <w:top w:val="single" w:color="999999" w:sz="4"/>
+              <w:left w:val="single" w:color="999999" w:sz="4"/>
+              <w:bottom w:val="single" w:color="999999" w:sz="4"/>
+              <w:right w:val="single" w:color="999999" w:sz="4"/>
+            </w:tcBorders>
+            <w:shd w:fill="E8E8E8" w:val="clear"/>
+          </w:tcPr>
+          <w:p>
+            <w:r>
+              <w:rPr>
+                <w:b w:val="0"/>
+              </w:rPr>
+              <w:t>NABH</w:t>
+            </w:r>
+          </w:p>
+        </w:tc>
+        <w:tc>
+          <w:tcPr>
+            <w:tcW w:type="pct" w:w="22%"/>
+            <w:tcBorders>
+              <w:top w:val="single" w:color="999999" w:sz="4"/>
+              <w:left w:val="single" w:color="999999" w:sz="4"/>
+              <w:bottom w:val="single" w:color="999999" w:sz="4"/>
+              <w:right w:val="single" w:color="999999" w:sz="4"/>
+            </w:tcBorders>
+            <w:shd w:fill="E8E8E8" w:val="clear"/>
+          </w:tcPr>
+          <w:p>
+            <w:r>
+              <w:rPr>
+                <w:b w:val="0"/>
+              </w:rPr>
+              <w:t>National Accreditation Board for Hospitals and Healthcare Providers</w:t>
+            </w:r>
+          </w:p>
+        </w:tc>
+      </w:tr>
+      <w:tr>
+        <w:tc>
+          <w:tcPr>
+            <w:tcW w:type="pct" w:w="22%"/>
+            <w:tcBorders>
+              <w:top w:val="single" w:color="999999" w:sz="4"/>
+              <w:left w:val="single" w:color="999999" w:sz="4"/>
+              <w:bottom w:val="single" w:color="999999" w:sz="4"/>
+              <w:right w:val="single" w:color="999999" w:sz="4"/>
+            </w:tcBorders>
+            <w:shd w:fill="E8E8E8" w:val="clear"/>
+          </w:tcPr>
+          <w:p>
+            <w:r>
+              <w:rPr>
+                <w:b w:val="0"/>
+              </w:rPr>
+              <w:t>OE</w:t>
+            </w:r>
+          </w:p>
+        </w:tc>
+        <w:tc>
+          <w:tcPr>
+            <w:tcW w:type="pct" w:w="22%"/>
+            <w:tcBorders>
+              <w:top w:val="single" w:color="999999" w:sz="4"/>
+              <w:left w:val="single" w:color="999999" w:sz="4"/>
+              <w:bottom w:val="single" w:color="999999" w:sz="4"/>
+              <w:right w:val="single" w:color="999999" w:sz="4"/>
+            </w:tcBorders>
+            <w:shd w:fill="E8E8E8" w:val="clear"/>
+          </w:tcPr>
+          <w:p>
+            <w:r>
+              <w:rPr>
+                <w:b w:val="0"/>
+              </w:rPr>
+              <w:t>objective element</w:t>
+            </w:r>
+          </w:p>
+        </w:tc>
+      </w:tr>
+      <w:tr>
+        <w:tc>
+          <w:tcPr>
+            <w:tcW w:type="pct" w:w="22%"/>
+            <w:tcBorders>
+              <w:top w:val="single" w:color="999999" w:sz="4"/>
+              <w:left w:val="single" w:color="999999" w:sz="4"/>
+              <w:bottom w:val="single" w:color="999999" w:sz="4"/>
+              <w:right w:val="single" w:color="999999" w:sz="4"/>
+            </w:tcBorders>
+            <w:shd w:fill="E8E8E8" w:val="clear"/>
+          </w:tcPr>
+          <w:p>
+            <w:r>
+              <w:rPr>
+                <w:b w:val="0"/>
+              </w:rPr>
+              <w:t>RCA</w:t>
+            </w:r>
+          </w:p>
+        </w:tc>
+        <w:tc>
+          <w:tcPr>
+            <w:tcW w:type="pct" w:w="22%"/>
+            <w:tcBorders>
+              <w:top w:val="single" w:color="999999" w:sz="4"/>
+              <w:left w:val="single" w:color="999999" w:sz="4"/>
+              <w:bottom w:val="single" w:color="999999" w:sz="4"/>
+              <w:right w:val="single" w:color="999999" w:sz="4"/>
+            </w:tcBorders>
+            <w:shd w:fill="E8E8E8" w:val="clear"/>
+          </w:tcPr>
+          <w:p>
+            <w:r>
+              <w:rPr>
+                <w:b w:val="0"/>
+              </w:rPr>
+              <w:t>root-cause analysis</w:t>
+            </w:r>
+          </w:p>
+        </w:tc>
+      </w:tr>
+      <w:tr>
+        <w:tc>
+          <w:tcPr>
+            <w:tcW w:type="pct" w:w="22%"/>
+            <w:tcBorders>
+              <w:top w:val="single" w:color="999999" w:sz="4"/>
+              <w:left w:val="single" w:color="999999" w:sz="4"/>
+              <w:bottom w:val="single" w:color="999999" w:sz="4"/>
+              <w:right w:val="single" w:color="999999" w:sz="4"/>
+            </w:tcBorders>
+            <w:shd w:fill="E8E8E8" w:val="clear"/>
+          </w:tcPr>
+          <w:p>
+            <w:r>
+              <w:rPr>
+                <w:b w:val="0"/>
+              </w:rPr>
+              <w:t>SHCO</w:t>
+            </w:r>
+          </w:p>
+        </w:tc>
+        <w:tc>
+          <w:tcPr>
+            <w:tcW w:type="pct" w:w="22%"/>
+            <w:tcBorders>
+              <w:top w:val="single" w:color="999999" w:sz="4"/>
+              <w:left w:val="single" w:color="999999" w:sz="4"/>
+              <w:bottom w:val="single" w:color="999999" w:sz="4"/>
+              <w:right w:val="single" w:color="999999" w:sz="4"/>
+            </w:tcBorders>
+            <w:shd w:fill="E8E8E8" w:val="clear"/>
+          </w:tcPr>
+          <w:p>
+            <w:r>
+              <w:rPr>
+                <w:b w:val="0"/>
+              </w:rPr>
+              <w:t>Standards for Small Healthcare Organisations</w:t>
+            </w:r>
+          </w:p>
+        </w:tc>
+      </w:tr>
+    </w:tbl>
+    <w:p>
+      <w:pPr>
+        <w:pStyle w:val="Heading1"/>
+        <w:spacing w:after="120" w:before="280"/>
+      </w:pPr>
+      <w:r>
+        <w:t>11. Traceability to NABH SHCO 3rd Edition COP.6</w:t>
+      </w:r>
+    </w:p>
+    <w:p>
+      <w:pPr>
+        <w:spacing w:after="120"/>
+      </w:pPr>
+      <w:r>
+        <w:rPr>
+          <w:i/>
+          <w:iCs/>
+          <w:sz w:val="20"/>
+          <w:szCs w:val="20"/>
+        </w:rPr>
+        <w:t xml:space="preserve">This table is an index. It is not how the policy is organised.</w:t>
+      </w:r>
+    </w:p>
     <w:tbl>
       <w:tblPr>
         <w:tblW w:type="pct" w:w="100%"/>
@@ -3243,532 +3769,6 @@
         </w:tc>
       </w:tr>
     </w:tbl>
-    <w:p>
-      <w:pPr>
-        <w:pStyle w:val="Heading1"/>
-        <w:spacing w:after="120" w:before="280"/>
-      </w:pPr>
-      <w:r>
-        <w:t>9. Distribution</w:t>
-      </w:r>
-    </w:p>
-    <w:p>
-      <w:pPr>
-        <w:spacing w:after="140"/>
-      </w:pPr>
-      <w:r>
-        <w:rPr>
-          <w:sz w:val="22"/>
-          <w:szCs w:val="22"/>
-        </w:rPr>
-        <w:t xml:space="preserve">Official master copy: office of the Medical Superintendent, «Hospital Name», with the «ICU in-charge» and the Quality Coordinator.</w:t>
-      </w:r>
-    </w:p>
-    <w:p>
-      <w:pPr>
-        <w:spacing w:after="140"/>
-      </w:pPr>
-      <w:r>
-        <w:rPr>
-          <w:sz w:val="22"/>
-          <w:szCs w:val="22"/>
-        </w:rPr>
-        <w:t xml:space="preserve">Copies issued to: ICU; HDU; nursing administration; emergency department (for admission criteria reference).</w:t>
-      </w:r>
-    </w:p>
-    <w:p>
-      <w:pPr>
-        <w:spacing w:after="140"/>
-      </w:pPr>
-      <w:r>
-        <w:rPr>
-          <w:sz w:val="22"/>
-          <w:szCs w:val="22"/>
-        </w:rPr>
-        <w:t xml:space="preserve">The current version is available to all ICU/HDU staff at the «ICU policy file» and, if the hospital keeps an intranet, at «staff intranet / policies».</w:t>
-      </w:r>
-    </w:p>
-    <w:p>
-      <w:pPr>
-        <w:spacing w:after="140"/>
-      </w:pPr>
-      <w:r>
-        <w:rPr>
-          <w:sz w:val="22"/>
-          <w:szCs w:val="22"/>
-        </w:rPr>
-        <w:t xml:space="preserve">When a new version is issued, take old copies out of use.</w:t>
-      </w:r>
-    </w:p>
-    <w:p>
-      <w:pPr>
-        <w:pStyle w:val="Heading1"/>
-        <w:spacing w:after="120" w:before="280"/>
-      </w:pPr>
-      <w:r>
-        <w:t>10. Abbreviations</w:t>
-      </w:r>
-    </w:p>
-    <w:tbl>
-      <w:tblPr>
-        <w:tblW w:type="pct" w:w="100%"/>
-        <w:tblBorders>
-          <w:top w:val="single" w:color="auto" w:sz="4"/>
-          <w:left w:val="single" w:color="auto" w:sz="4"/>
-          <w:bottom w:val="single" w:color="auto" w:sz="4"/>
-          <w:right w:val="single" w:color="auto" w:sz="4"/>
-          <w:insideH w:val="single" w:color="auto" w:sz="4"/>
-          <w:insideV w:val="single" w:color="auto" w:sz="4"/>
-        </w:tblBorders>
-      </w:tblPr>
-      <w:tblGrid>
-        <w:gridCol w:w="100"/>
-        <w:gridCol w:w="100"/>
-      </w:tblGrid>
-      <w:tr>
-        <w:tc>
-          <w:tcPr>
-            <w:tcW w:type="pct" w:w="22%"/>
-            <w:tcBorders>
-              <w:top w:val="single" w:color="999999" w:sz="4"/>
-              <w:left w:val="single" w:color="999999" w:sz="4"/>
-              <w:bottom w:val="single" w:color="999999" w:sz="4"/>
-              <w:right w:val="single" w:color="999999" w:sz="4"/>
-            </w:tcBorders>
-            <w:shd w:fill="E8E8E8" w:val="clear"/>
-          </w:tcPr>
-          <w:p>
-            <w:r>
-              <w:rPr>
-                <w:b/>
-              </w:rPr>
-              <w:t>Abbreviation</w:t>
-            </w:r>
-          </w:p>
-        </w:tc>
-        <w:tc>
-          <w:tcPr>
-            <w:tcW w:type="pct" w:w="22%"/>
-            <w:tcBorders>
-              <w:top w:val="single" w:color="999999" w:sz="4"/>
-              <w:left w:val="single" w:color="999999" w:sz="4"/>
-              <w:bottom w:val="single" w:color="999999" w:sz="4"/>
-              <w:right w:val="single" w:color="999999" w:sz="4"/>
-            </w:tcBorders>
-            <w:shd w:fill="E8E8E8" w:val="clear"/>
-          </w:tcPr>
-          <w:p>
-            <w:r>
-              <w:rPr>
-                <w:b/>
-              </w:rPr>
-              <w:t>Meaning</w:t>
-            </w:r>
-          </w:p>
-        </w:tc>
-      </w:tr>
-      <w:tr>
-        <w:tc>
-          <w:tcPr>
-            <w:tcW w:type="pct" w:w="22%"/>
-            <w:tcBorders>
-              <w:top w:val="single" w:color="999999" w:sz="4"/>
-              <w:left w:val="single" w:color="999999" w:sz="4"/>
-              <w:bottom w:val="single" w:color="999999" w:sz="4"/>
-              <w:right w:val="single" w:color="999999" w:sz="4"/>
-            </w:tcBorders>
-            <w:shd w:fill="E8E8E8" w:val="clear"/>
-          </w:tcPr>
-          <w:p>
-            <w:r>
-              <w:rPr>
-                <w:b w:val="0"/>
-              </w:rPr>
-              <w:t>CAPA</w:t>
-            </w:r>
-          </w:p>
-        </w:tc>
-        <w:tc>
-          <w:tcPr>
-            <w:tcW w:type="pct" w:w="22%"/>
-            <w:tcBorders>
-              <w:top w:val="single" w:color="999999" w:sz="4"/>
-              <w:left w:val="single" w:color="999999" w:sz="4"/>
-              <w:bottom w:val="single" w:color="999999" w:sz="4"/>
-              <w:right w:val="single" w:color="999999" w:sz="4"/>
-            </w:tcBorders>
-            <w:shd w:fill="E8E8E8" w:val="clear"/>
-          </w:tcPr>
-          <w:p>
-            <w:r>
-              <w:rPr>
-                <w:b w:val="0"/>
-              </w:rPr>
-              <w:t>corrective and preventive action</w:t>
-            </w:r>
-          </w:p>
-        </w:tc>
-      </w:tr>
-      <w:tr>
-        <w:tc>
-          <w:tcPr>
-            <w:tcW w:type="pct" w:w="22%"/>
-            <w:tcBorders>
-              <w:top w:val="single" w:color="999999" w:sz="4"/>
-              <w:left w:val="single" w:color="999999" w:sz="4"/>
-              <w:bottom w:val="single" w:color="999999" w:sz="4"/>
-              <w:right w:val="single" w:color="999999" w:sz="4"/>
-            </w:tcBorders>
-            <w:shd w:fill="E8E8E8" w:val="clear"/>
-          </w:tcPr>
-          <w:p>
-            <w:r>
-              <w:rPr>
-                <w:b w:val="0"/>
-              </w:rPr>
-              <w:t>COP</w:t>
-            </w:r>
-          </w:p>
-        </w:tc>
-        <w:tc>
-          <w:tcPr>
-            <w:tcW w:type="pct" w:w="22%"/>
-            <w:tcBorders>
-              <w:top w:val="single" w:color="999999" w:sz="4"/>
-              <w:left w:val="single" w:color="999999" w:sz="4"/>
-              <w:bottom w:val="single" w:color="999999" w:sz="4"/>
-              <w:right w:val="single" w:color="999999" w:sz="4"/>
-            </w:tcBorders>
-            <w:shd w:fill="E8E8E8" w:val="clear"/>
-          </w:tcPr>
-          <w:p>
-            <w:r>
-              <w:rPr>
-                <w:b w:val="0"/>
-              </w:rPr>
-              <w:t>Care of Patients (NABH SHCO chapter 5)</w:t>
-            </w:r>
-          </w:p>
-        </w:tc>
-      </w:tr>
-      <w:tr>
-        <w:tc>
-          <w:tcPr>
-            <w:tcW w:type="pct" w:w="22%"/>
-            <w:tcBorders>
-              <w:top w:val="single" w:color="999999" w:sz="4"/>
-              <w:left w:val="single" w:color="999999" w:sz="4"/>
-              <w:bottom w:val="single" w:color="999999" w:sz="4"/>
-              <w:right w:val="single" w:color="999999" w:sz="4"/>
-            </w:tcBorders>
-            <w:shd w:fill="E8E8E8" w:val="clear"/>
-          </w:tcPr>
-          <w:p>
-            <w:r>
-              <w:rPr>
-                <w:b w:val="0"/>
-              </w:rPr>
-              <w:t>HDU</w:t>
-            </w:r>
-          </w:p>
-        </w:tc>
-        <w:tc>
-          <w:tcPr>
-            <w:tcW w:type="pct" w:w="22%"/>
-            <w:tcBorders>
-              <w:top w:val="single" w:color="999999" w:sz="4"/>
-              <w:left w:val="single" w:color="999999" w:sz="4"/>
-              <w:bottom w:val="single" w:color="999999" w:sz="4"/>
-              <w:right w:val="single" w:color="999999" w:sz="4"/>
-            </w:tcBorders>
-            <w:shd w:fill="E8E8E8" w:val="clear"/>
-          </w:tcPr>
-          <w:p>
-            <w:r>
-              <w:rPr>
-                <w:b w:val="0"/>
-              </w:rPr>
-              <w:t>high dependency unit</w:t>
-            </w:r>
-          </w:p>
-        </w:tc>
-      </w:tr>
-      <w:tr>
-        <w:tc>
-          <w:tcPr>
-            <w:tcW w:type="pct" w:w="22%"/>
-            <w:tcBorders>
-              <w:top w:val="single" w:color="999999" w:sz="4"/>
-              <w:left w:val="single" w:color="999999" w:sz="4"/>
-              <w:bottom w:val="single" w:color="999999" w:sz="4"/>
-              <w:right w:val="single" w:color="999999" w:sz="4"/>
-            </w:tcBorders>
-            <w:shd w:fill="E8E8E8" w:val="clear"/>
-          </w:tcPr>
-          <w:p>
-            <w:r>
-              <w:rPr>
-                <w:b w:val="0"/>
-              </w:rPr>
-              <w:t>HIC</w:t>
-            </w:r>
-          </w:p>
-        </w:tc>
-        <w:tc>
-          <w:tcPr>
-            <w:tcW w:type="pct" w:w="22%"/>
-            <w:tcBorders>
-              <w:top w:val="single" w:color="999999" w:sz="4"/>
-              <w:left w:val="single" w:color="999999" w:sz="4"/>
-              <w:bottom w:val="single" w:color="999999" w:sz="4"/>
-              <w:right w:val="single" w:color="999999" w:sz="4"/>
-            </w:tcBorders>
-            <w:shd w:fill="E8E8E8" w:val="clear"/>
-          </w:tcPr>
-          <w:p>
-            <w:r>
-              <w:rPr>
-                <w:b w:val="0"/>
-              </w:rPr>
-              <w:t>Hospital Infection Control (NABH SHCO chapter 7)</w:t>
-            </w:r>
-          </w:p>
-        </w:tc>
-      </w:tr>
-      <w:tr>
-        <w:tc>
-          <w:tcPr>
-            <w:tcW w:type="pct" w:w="22%"/>
-            <w:tcBorders>
-              <w:top w:val="single" w:color="999999" w:sz="4"/>
-              <w:left w:val="single" w:color="999999" w:sz="4"/>
-              <w:bottom w:val="single" w:color="999999" w:sz="4"/>
-              <w:right w:val="single" w:color="999999" w:sz="4"/>
-            </w:tcBorders>
-            <w:shd w:fill="E8E8E8" w:val="clear"/>
-          </w:tcPr>
-          <w:p>
-            <w:r>
-              <w:rPr>
-                <w:b w:val="0"/>
-              </w:rPr>
-              <w:t>ICU</w:t>
-            </w:r>
-          </w:p>
-        </w:tc>
-        <w:tc>
-          <w:tcPr>
-            <w:tcW w:type="pct" w:w="22%"/>
-            <w:tcBorders>
-              <w:top w:val="single" w:color="999999" w:sz="4"/>
-              <w:left w:val="single" w:color="999999" w:sz="4"/>
-              <w:bottom w:val="single" w:color="999999" w:sz="4"/>
-              <w:right w:val="single" w:color="999999" w:sz="4"/>
-            </w:tcBorders>
-            <w:shd w:fill="E8E8E8" w:val="clear"/>
-          </w:tcPr>
-          <w:p>
-            <w:r>
-              <w:rPr>
-                <w:b w:val="0"/>
-              </w:rPr>
-              <w:t>intensive care unit</w:t>
-            </w:r>
-          </w:p>
-        </w:tc>
-      </w:tr>
-      <w:tr>
-        <w:tc>
-          <w:tcPr>
-            <w:tcW w:type="pct" w:w="22%"/>
-            <w:tcBorders>
-              <w:top w:val="single" w:color="999999" w:sz="4"/>
-              <w:left w:val="single" w:color="999999" w:sz="4"/>
-              <w:bottom w:val="single" w:color="999999" w:sz="4"/>
-              <w:right w:val="single" w:color="999999" w:sz="4"/>
-            </w:tcBorders>
-            <w:shd w:fill="E8E8E8" w:val="clear"/>
-          </w:tcPr>
-          <w:p>
-            <w:r>
-              <w:rPr>
-                <w:b w:val="0"/>
-              </w:rPr>
-              <w:t>NABH</w:t>
-            </w:r>
-          </w:p>
-        </w:tc>
-        <w:tc>
-          <w:tcPr>
-            <w:tcW w:type="pct" w:w="22%"/>
-            <w:tcBorders>
-              <w:top w:val="single" w:color="999999" w:sz="4"/>
-              <w:left w:val="single" w:color="999999" w:sz="4"/>
-              <w:bottom w:val="single" w:color="999999" w:sz="4"/>
-              <w:right w:val="single" w:color="999999" w:sz="4"/>
-            </w:tcBorders>
-            <w:shd w:fill="E8E8E8" w:val="clear"/>
-          </w:tcPr>
-          <w:p>
-            <w:r>
-              <w:rPr>
-                <w:b w:val="0"/>
-              </w:rPr>
-              <w:t>National Accreditation Board for Hospitals and Healthcare Providers</w:t>
-            </w:r>
-          </w:p>
-        </w:tc>
-      </w:tr>
-      <w:tr>
-        <w:tc>
-          <w:tcPr>
-            <w:tcW w:type="pct" w:w="22%"/>
-            <w:tcBorders>
-              <w:top w:val="single" w:color="999999" w:sz="4"/>
-              <w:left w:val="single" w:color="999999" w:sz="4"/>
-              <w:bottom w:val="single" w:color="999999" w:sz="4"/>
-              <w:right w:val="single" w:color="999999" w:sz="4"/>
-            </w:tcBorders>
-            <w:shd w:fill="E8E8E8" w:val="clear"/>
-          </w:tcPr>
-          <w:p>
-            <w:r>
-              <w:rPr>
-                <w:b w:val="0"/>
-              </w:rPr>
-              <w:t>OE</w:t>
-            </w:r>
-          </w:p>
-        </w:tc>
-        <w:tc>
-          <w:tcPr>
-            <w:tcW w:type="pct" w:w="22%"/>
-            <w:tcBorders>
-              <w:top w:val="single" w:color="999999" w:sz="4"/>
-              <w:left w:val="single" w:color="999999" w:sz="4"/>
-              <w:bottom w:val="single" w:color="999999" w:sz="4"/>
-              <w:right w:val="single" w:color="999999" w:sz="4"/>
-            </w:tcBorders>
-            <w:shd w:fill="E8E8E8" w:val="clear"/>
-          </w:tcPr>
-          <w:p>
-            <w:r>
-              <w:rPr>
-                <w:b w:val="0"/>
-              </w:rPr>
-              <w:t>objective element</w:t>
-            </w:r>
-          </w:p>
-        </w:tc>
-      </w:tr>
-      <w:tr>
-        <w:tc>
-          <w:tcPr>
-            <w:tcW w:type="pct" w:w="22%"/>
-            <w:tcBorders>
-              <w:top w:val="single" w:color="999999" w:sz="4"/>
-              <w:left w:val="single" w:color="999999" w:sz="4"/>
-              <w:bottom w:val="single" w:color="999999" w:sz="4"/>
-              <w:right w:val="single" w:color="999999" w:sz="4"/>
-            </w:tcBorders>
-            <w:shd w:fill="E8E8E8" w:val="clear"/>
-          </w:tcPr>
-          <w:p>
-            <w:r>
-              <w:rPr>
-                <w:b w:val="0"/>
-              </w:rPr>
-              <w:t>RCA</w:t>
-            </w:r>
-          </w:p>
-        </w:tc>
-        <w:tc>
-          <w:tcPr>
-            <w:tcW w:type="pct" w:w="22%"/>
-            <w:tcBorders>
-              <w:top w:val="single" w:color="999999" w:sz="4"/>
-              <w:left w:val="single" w:color="999999" w:sz="4"/>
-              <w:bottom w:val="single" w:color="999999" w:sz="4"/>
-              <w:right w:val="single" w:color="999999" w:sz="4"/>
-            </w:tcBorders>
-            <w:shd w:fill="E8E8E8" w:val="clear"/>
-          </w:tcPr>
-          <w:p>
-            <w:r>
-              <w:rPr>
-                <w:b w:val="0"/>
-              </w:rPr>
-              <w:t>root-cause analysis</w:t>
-            </w:r>
-          </w:p>
-        </w:tc>
-      </w:tr>
-      <w:tr>
-        <w:tc>
-          <w:tcPr>
-            <w:tcW w:type="pct" w:w="22%"/>
-            <w:tcBorders>
-              <w:top w:val="single" w:color="999999" w:sz="4"/>
-              <w:left w:val="single" w:color="999999" w:sz="4"/>
-              <w:bottom w:val="single" w:color="999999" w:sz="4"/>
-              <w:right w:val="single" w:color="999999" w:sz="4"/>
-            </w:tcBorders>
-            <w:shd w:fill="E8E8E8" w:val="clear"/>
-          </w:tcPr>
-          <w:p>
-            <w:r>
-              <w:rPr>
-                <w:b w:val="0"/>
-              </w:rPr>
-              <w:t>SHCO</w:t>
-            </w:r>
-          </w:p>
-        </w:tc>
-        <w:tc>
-          <w:tcPr>
-            <w:tcW w:type="pct" w:w="22%"/>
-            <w:tcBorders>
-              <w:top w:val="single" w:color="999999" w:sz="4"/>
-              <w:left w:val="single" w:color="999999" w:sz="4"/>
-              <w:bottom w:val="single" w:color="999999" w:sz="4"/>
-              <w:right w:val="single" w:color="999999" w:sz="4"/>
-            </w:tcBorders>
-            <w:shd w:fill="E8E8E8" w:val="clear"/>
-          </w:tcPr>
-          <w:p>
-            <w:r>
-              <w:rPr>
-                <w:b w:val="0"/>
-              </w:rPr>
-              <w:t>Standards for Small Healthcare Organisations</w:t>
-            </w:r>
-          </w:p>
-        </w:tc>
-      </w:tr>
-    </w:tbl>
-    <w:p>
-      <w:pPr>
-        <w:pStyle w:val="Heading1"/>
-        <w:spacing w:after="120" w:before="280"/>
-      </w:pPr>
-      <w:r>
-        <w:t>11. Traceability to NABH SHCO 3rd Edition COP.6</w:t>
-      </w:r>
-    </w:p>
-    <w:p>
-      <w:pPr>
-        <w:spacing w:after="120"/>
-      </w:pPr>
-      <w:r>
-        <w:rPr>
-          <w:i/>
-          <w:iCs/>
-          <w:sz w:val="20"/>
-          <w:szCs w:val="20"/>
-        </w:rPr>
-        <w:t xml:space="preserve">This table is an index. It is not how the policy is organised.</w:t>
-      </w:r>
-    </w:p>
     <w:p>
       <w:pPr>
         <w:pStyle w:val="Heading1"/>

--- a/policies/build/masters/COP.6_v2_master.docx
+++ b/policies/build/masters/COP.6_v2_master.docx
@@ -689,7 +689,7 @@
           <w:sz w:val="22"/>
           <w:szCs w:val="22"/>
         </w:rPr>
-        <w:t xml:space="preserve">Boundaries: HIC owns the hospital-wide infection-control programme; this policy owns ICU/HDU-specific infection control practices. COP.2 owns emergency clinical care; this policy owns ICU/HDU care after admission.</w:t>
+        <w:t>The hospital-wide infection-control programme is covered by a separate policy; this policy covers ICU/HDU-specific infection control practices.</w:t>
       </w:r>
     </w:p>
     <w:p>
@@ -715,18 +715,6 @@
     </w:p>
     <w:p>
       <w:pPr>
-        <w:spacing w:after="140"/>
-      </w:pPr>
-      <w:r>
-        <w:rPr>
-          <w:sz w:val="22"/>
-          <w:szCs w:val="22"/>
-        </w:rPr>
-        <w:t xml:space="preserve">It covers the six elements COP.6.a–f name. It does not cover the hospital-wide infection-control programme (HIC), emergency clinical care (COP.2), or general ward care.</w:t>
-      </w:r>
-    </w:p>
-    <w:p>
-      <w:pPr>
         <w:pStyle w:val="Heading1"/>
         <w:spacing w:after="120" w:before="280"/>
       </w:pPr>
@@ -1052,7 +1040,7 @@
           <w:sz w:val="22"/>
           <w:szCs w:val="22"/>
         </w:rPr>
-        <w:t xml:space="preserve">HIC owns the hospital-wide infection-control programme. This policy owns that ICU/HDU-specific bundles are documented, followed, and monitored.</w:t>
+        <w:t>The hospital-wide infection-control programme is covered by a separate policy. This policy covers confirming that ICU/HDU-specific bundles are documented, followed, and monitored.</w:t>
       </w:r>
     </w:p>
     <w:p>
@@ -1187,7 +1175,7 @@
           <w:sz w:val="22"/>
           <w:szCs w:val="22"/>
         </w:rPr>
-        <w:t xml:space="preserve">Comfort care, pain management, dignity, and family support are provided. COP.13 owns pain management; this policy owns that end of life care in ICU/HDU is consistent and lawful.</w:t>
+        <w:t>Comfort care, pain management, dignity, and family support are provided.</w:t>
       </w:r>
     </w:p>
     <w:p>

--- a/policies/build/masters/COP.6_v2_master.docx
+++ b/policies/build/masters/COP.6_v2_master.docx
@@ -4214,8 +4214,23 @@
           <w:sz w:val="22"/>
           <w:szCs w:val="22"/>
         </w:rPr>
-        <w:t xml:space="preserve">National Accreditation Board for Hospitals and Healthcare Providers (NABH), Standards for Small Healthcare Organisations, 3rd Edition — Care of Patients chapter, standard COP.6.</w:t>
-      </w:r>
+      </w:r>
+      <w:r>
+        <w:rPr>
+          <w:sz w:val="22"/>
+        </w:rPr>
+        <w:t xml:space="preserve">National Accreditation Board for Hospitals &amp; Healthcare Providers. (2022). Standards for small healthcare organisations (3rd ed.) — Care of Patients chapter, standard COP.6. </w:t>
+      </w:r>
+      <w:hyperlink r:id="rId9">
+        <w:r>
+          <w:rPr>
+            <w:rStyle w:val="Hyperlink"/>
+            <w:sz w:val="22"/>
+            <w:szCs w:val="22"/>
+          </w:rPr>
+          <w:t>https://nabh.co/programmes/small-healthcare-organisation-shco-accreditation-programme/</w:t>
+        </w:r>
+      </w:hyperlink>
     </w:p>
     <w:p>
       <w:pPr>
